--- a/ACPOS_GLOBAL_HOME_SHELL_NAVIGATION_Mother_Basic_Design_OPTIMIZED.docx
+++ b/ACPOS_GLOBAL_HOME_SHELL_NAVIGATION_Mother_Basic_Design_OPTIMIZED.docx
@@ -7190,10 +7190,1654 @@
         <w:t>6.  完成 Visual Review 後再進實際 Runtime/Business Logic；Word 本身不等於程式已施工。</w:t>
       </w:r>
     </w:p>
+    <w:p>
+      <w:pPr>
+        <w:sectPr>
+          <w:footerReference w:type="default" r:id="rId9"/>
+          <w:pgSz w:w="11909" w:h="16834"/>
+          <w:pgMar w:top="792" w:right="835" w:bottom="792" w:left="835" w:header="720" w:footer="720" w:gutter="0"/>
+          <w:cols w:space="720"/>
+          <w:docGrid w:linePitch="360"/>
+        </w:sectPr>
+      </w:pPr>
+    </w:p>
+    <w:p>
+      <w:pPr>
+        <w:pStyle w:val="Heading1"/>
+      </w:pPr>
+      <w:r>
+        <w:t>Global Typography Authority / TY01–TY15</w:t>
+      </w:r>
+    </w:p>
+    <w:p>
+      <w:r>
+        <w:rPr>
+          <w:b/>
+        </w:rPr>
+        <w:t xml:space="preserve">[ACPOS-20260921-BATCH-01-FOUNDATION-CLOSURE-V1] </w:t>
+      </w:r>
+      <w:r>
+        <w:t>本節為 0921acpos Current Word package 的正式缺口閉合內容。只定義 Basic Design / authority contract；若缺 Runtime / Production evidence，狀態仍必須維持 NOT_EXECUTED / IMPLEMENTATION_REQUIRED，不得因文件定義完成而宣告 Runtime 完成。</w:t>
+      </w:r>
+    </w:p>
+    <w:p>
+      <w:r>
+        <w:t>Canonical font stack：Inter / system-ui / -apple-system / BlinkMacSystemFont / 'Segoe UI' / 'Noto Sans TC' / 'PingFang TC' / sans-serif。若實際產品環境無 Inter，必須落到可量測且可重現的 system/CJK fallback；不得以不同字型截圖替代 computed metrics。</w:t>
+      </w:r>
+    </w:p>
+    <w:tbl>
+      <w:tblPr>
+        <w:tblStyle w:val="TableGrid"/>
+        <w:tblW w:type="auto" w:w="0"/>
+        <w:tblLook w:firstColumn="1" w:firstRow="1" w:lastColumn="0" w:lastRow="0" w:noHBand="0" w:noVBand="1" w:val="04A0"/>
+      </w:tblPr>
+      <w:tblGrid>
+        <w:gridCol w:w="2604"/>
+        <w:gridCol w:w="2604"/>
+        <w:gridCol w:w="2604"/>
+        <w:gridCol w:w="2604"/>
+        <w:gridCol w:w="2604"/>
+        <w:gridCol w:w="2604"/>
+      </w:tblGrid>
+      <w:tr>
+        <w:trPr>
+          <w:tblHeader w:val="true"/>
+        </w:trPr>
+        <w:tc>
+          <w:tcPr>
+            <w:tcW w:type="dxa" w:w="2604"/>
+            <w:shd w:fill="EDE9FE"/>
+          </w:tcPr>
+          <w:p>
+            <w:r>
+              <w:rPr>
+                <w:sz w:val="12"/>
+              </w:rPr>
+              <w:t>Token</w:t>
+            </w:r>
+          </w:p>
+        </w:tc>
+        <w:tc>
+          <w:tcPr>
+            <w:tcW w:type="dxa" w:w="2604"/>
+            <w:shd w:fill="EDE9FE"/>
+          </w:tcPr>
+          <w:p>
+            <w:r>
+              <w:rPr>
+                <w:sz w:val="12"/>
+              </w:rPr>
+              <w:t>Font size</w:t>
+            </w:r>
+          </w:p>
+        </w:tc>
+        <w:tc>
+          <w:tcPr>
+            <w:tcW w:type="dxa" w:w="2604"/>
+            <w:shd w:fill="EDE9FE"/>
+          </w:tcPr>
+          <w:p>
+            <w:r>
+              <w:rPr>
+                <w:sz w:val="12"/>
+              </w:rPr>
+              <w:t>Weight</w:t>
+            </w:r>
+          </w:p>
+        </w:tc>
+        <w:tc>
+          <w:tcPr>
+            <w:tcW w:type="dxa" w:w="2604"/>
+            <w:shd w:fill="EDE9FE"/>
+          </w:tcPr>
+          <w:p>
+            <w:r>
+              <w:rPr>
+                <w:sz w:val="12"/>
+              </w:rPr>
+              <w:t>Line height</w:t>
+            </w:r>
+          </w:p>
+        </w:tc>
+        <w:tc>
+          <w:tcPr>
+            <w:tcW w:type="dxa" w:w="2604"/>
+            <w:shd w:fill="EDE9FE"/>
+          </w:tcPr>
+          <w:p>
+            <w:r>
+              <w:rPr>
+                <w:sz w:val="12"/>
+              </w:rPr>
+              <w:t>Letter spacing</w:t>
+            </w:r>
+          </w:p>
+        </w:tc>
+        <w:tc>
+          <w:tcPr>
+            <w:tcW w:type="dxa" w:w="2604"/>
+            <w:shd w:fill="EDE9FE"/>
+          </w:tcPr>
+          <w:p>
+            <w:r>
+              <w:rPr>
+                <w:sz w:val="12"/>
+              </w:rPr>
+              <w:t>Applicability</w:t>
+            </w:r>
+          </w:p>
+        </w:tc>
+      </w:tr>
+      <w:tr>
+        <w:tc>
+          <w:tcPr>
+            <w:tcW w:type="dxa" w:w="2604"/>
+          </w:tcPr>
+          <w:p>
+            <w:r>
+              <w:rPr>
+                <w:sz w:val="12"/>
+              </w:rPr>
+              <w:t>display-xl</w:t>
+            </w:r>
+          </w:p>
+        </w:tc>
+        <w:tc>
+          <w:tcPr>
+            <w:tcW w:type="dxa" w:w="2604"/>
+          </w:tcPr>
+          <w:p>
+            <w:r>
+              <w:rPr>
+                <w:sz w:val="12"/>
+              </w:rPr>
+              <w:t>32px</w:t>
+            </w:r>
+          </w:p>
+        </w:tc>
+        <w:tc>
+          <w:tcPr>
+            <w:tcW w:type="dxa" w:w="2604"/>
+          </w:tcPr>
+          <w:p>
+            <w:r>
+              <w:rPr>
+                <w:sz w:val="12"/>
+              </w:rPr>
+              <w:t>700</w:t>
+            </w:r>
+          </w:p>
+        </w:tc>
+        <w:tc>
+          <w:tcPr>
+            <w:tcW w:type="dxa" w:w="2604"/>
+          </w:tcPr>
+          <w:p>
+            <w:r>
+              <w:rPr>
+                <w:sz w:val="12"/>
+              </w:rPr>
+              <w:t>1.20</w:t>
+            </w:r>
+          </w:p>
+        </w:tc>
+        <w:tc>
+          <w:tcPr>
+            <w:tcW w:type="dxa" w:w="2604"/>
+          </w:tcPr>
+          <w:p>
+            <w:r>
+              <w:rPr>
+                <w:sz w:val="12"/>
+              </w:rPr>
+              <w:t>-0.02em</w:t>
+            </w:r>
+          </w:p>
+        </w:tc>
+        <w:tc>
+          <w:tcPr>
+            <w:tcW w:type="dxa" w:w="2604"/>
+          </w:tcPr>
+          <w:p>
+            <w:r>
+              <w:rPr>
+                <w:sz w:val="12"/>
+              </w:rPr>
+              <w:t>Page title / major dashboard heading</w:t>
+            </w:r>
+          </w:p>
+        </w:tc>
+      </w:tr>
+      <w:tr>
+        <w:tc>
+          <w:tcPr>
+            <w:tcW w:type="dxa" w:w="2604"/>
+          </w:tcPr>
+          <w:p>
+            <w:r>
+              <w:rPr>
+                <w:sz w:val="12"/>
+              </w:rPr>
+              <w:t>heading-lg</w:t>
+            </w:r>
+          </w:p>
+        </w:tc>
+        <w:tc>
+          <w:tcPr>
+            <w:tcW w:type="dxa" w:w="2604"/>
+          </w:tcPr>
+          <w:p>
+            <w:r>
+              <w:rPr>
+                <w:sz w:val="12"/>
+              </w:rPr>
+              <w:t>24px</w:t>
+            </w:r>
+          </w:p>
+        </w:tc>
+        <w:tc>
+          <w:tcPr>
+            <w:tcW w:type="dxa" w:w="2604"/>
+          </w:tcPr>
+          <w:p>
+            <w:r>
+              <w:rPr>
+                <w:sz w:val="12"/>
+              </w:rPr>
+              <w:t>700</w:t>
+            </w:r>
+          </w:p>
+        </w:tc>
+        <w:tc>
+          <w:tcPr>
+            <w:tcW w:type="dxa" w:w="2604"/>
+          </w:tcPr>
+          <w:p>
+            <w:r>
+              <w:rPr>
+                <w:sz w:val="12"/>
+              </w:rPr>
+              <w:t>1.25</w:t>
+            </w:r>
+          </w:p>
+        </w:tc>
+        <w:tc>
+          <w:tcPr>
+            <w:tcW w:type="dxa" w:w="2604"/>
+          </w:tcPr>
+          <w:p>
+            <w:r>
+              <w:rPr>
+                <w:sz w:val="12"/>
+              </w:rPr>
+              <w:t>-0.01em</w:t>
+            </w:r>
+          </w:p>
+        </w:tc>
+        <w:tc>
+          <w:tcPr>
+            <w:tcW w:type="dxa" w:w="2604"/>
+          </w:tcPr>
+          <w:p>
+            <w:r>
+              <w:rPr>
+                <w:sz w:val="12"/>
+              </w:rPr>
+              <w:t>Primary section heading</w:t>
+            </w:r>
+          </w:p>
+        </w:tc>
+      </w:tr>
+      <w:tr>
+        <w:tc>
+          <w:tcPr>
+            <w:tcW w:type="dxa" w:w="2604"/>
+          </w:tcPr>
+          <w:p>
+            <w:r>
+              <w:rPr>
+                <w:sz w:val="12"/>
+              </w:rPr>
+              <w:t>heading-md</w:t>
+            </w:r>
+          </w:p>
+        </w:tc>
+        <w:tc>
+          <w:tcPr>
+            <w:tcW w:type="dxa" w:w="2604"/>
+          </w:tcPr>
+          <w:p>
+            <w:r>
+              <w:rPr>
+                <w:sz w:val="12"/>
+              </w:rPr>
+              <w:t>20px</w:t>
+            </w:r>
+          </w:p>
+        </w:tc>
+        <w:tc>
+          <w:tcPr>
+            <w:tcW w:type="dxa" w:w="2604"/>
+          </w:tcPr>
+          <w:p>
+            <w:r>
+              <w:rPr>
+                <w:sz w:val="12"/>
+              </w:rPr>
+              <w:t>600</w:t>
+            </w:r>
+          </w:p>
+        </w:tc>
+        <w:tc>
+          <w:tcPr>
+            <w:tcW w:type="dxa" w:w="2604"/>
+          </w:tcPr>
+          <w:p>
+            <w:r>
+              <w:rPr>
+                <w:sz w:val="12"/>
+              </w:rPr>
+              <w:t>1.30</w:t>
+            </w:r>
+          </w:p>
+        </w:tc>
+        <w:tc>
+          <w:tcPr>
+            <w:tcW w:type="dxa" w:w="2604"/>
+          </w:tcPr>
+          <w:p>
+            <w:r>
+              <w:rPr>
+                <w:sz w:val="12"/>
+              </w:rPr>
+              <w:t>0</w:t>
+            </w:r>
+          </w:p>
+        </w:tc>
+        <w:tc>
+          <w:tcPr>
+            <w:tcW w:type="dxa" w:w="2604"/>
+          </w:tcPr>
+          <w:p>
+            <w:r>
+              <w:rPr>
+                <w:sz w:val="12"/>
+              </w:rPr>
+              <w:t>Card / panel heading</w:t>
+            </w:r>
+          </w:p>
+        </w:tc>
+      </w:tr>
+      <w:tr>
+        <w:tc>
+          <w:tcPr>
+            <w:tcW w:type="dxa" w:w="2604"/>
+          </w:tcPr>
+          <w:p>
+            <w:r>
+              <w:rPr>
+                <w:sz w:val="12"/>
+              </w:rPr>
+              <w:t>body-md</w:t>
+            </w:r>
+          </w:p>
+        </w:tc>
+        <w:tc>
+          <w:tcPr>
+            <w:tcW w:type="dxa" w:w="2604"/>
+          </w:tcPr>
+          <w:p>
+            <w:r>
+              <w:rPr>
+                <w:sz w:val="12"/>
+              </w:rPr>
+              <w:t>14px</w:t>
+            </w:r>
+          </w:p>
+        </w:tc>
+        <w:tc>
+          <w:tcPr>
+            <w:tcW w:type="dxa" w:w="2604"/>
+          </w:tcPr>
+          <w:p>
+            <w:r>
+              <w:rPr>
+                <w:sz w:val="12"/>
+              </w:rPr>
+              <w:t>400</w:t>
+            </w:r>
+          </w:p>
+        </w:tc>
+        <w:tc>
+          <w:tcPr>
+            <w:tcW w:type="dxa" w:w="2604"/>
+          </w:tcPr>
+          <w:p>
+            <w:r>
+              <w:rPr>
+                <w:sz w:val="12"/>
+              </w:rPr>
+              <w:t>1.55</w:t>
+            </w:r>
+          </w:p>
+        </w:tc>
+        <w:tc>
+          <w:tcPr>
+            <w:tcW w:type="dxa" w:w="2604"/>
+          </w:tcPr>
+          <w:p>
+            <w:r>
+              <w:rPr>
+                <w:sz w:val="12"/>
+              </w:rPr>
+              <w:t>0</w:t>
+            </w:r>
+          </w:p>
+        </w:tc>
+        <w:tc>
+          <w:tcPr>
+            <w:tcW w:type="dxa" w:w="2604"/>
+          </w:tcPr>
+          <w:p>
+            <w:r>
+              <w:rPr>
+                <w:sz w:val="12"/>
+              </w:rPr>
+              <w:t>Primary body / form content</w:t>
+            </w:r>
+          </w:p>
+        </w:tc>
+      </w:tr>
+      <w:tr>
+        <w:tc>
+          <w:tcPr>
+            <w:tcW w:type="dxa" w:w="2604"/>
+          </w:tcPr>
+          <w:p>
+            <w:r>
+              <w:rPr>
+                <w:sz w:val="12"/>
+              </w:rPr>
+              <w:t>body-sm</w:t>
+            </w:r>
+          </w:p>
+        </w:tc>
+        <w:tc>
+          <w:tcPr>
+            <w:tcW w:type="dxa" w:w="2604"/>
+          </w:tcPr>
+          <w:p>
+            <w:r>
+              <w:rPr>
+                <w:sz w:val="12"/>
+              </w:rPr>
+              <w:t>12px</w:t>
+            </w:r>
+          </w:p>
+        </w:tc>
+        <w:tc>
+          <w:tcPr>
+            <w:tcW w:type="dxa" w:w="2604"/>
+          </w:tcPr>
+          <w:p>
+            <w:r>
+              <w:rPr>
+                <w:sz w:val="12"/>
+              </w:rPr>
+              <w:t>400</w:t>
+            </w:r>
+          </w:p>
+        </w:tc>
+        <w:tc>
+          <w:tcPr>
+            <w:tcW w:type="dxa" w:w="2604"/>
+          </w:tcPr>
+          <w:p>
+            <w:r>
+              <w:rPr>
+                <w:sz w:val="12"/>
+              </w:rPr>
+              <w:t>1.50</w:t>
+            </w:r>
+          </w:p>
+        </w:tc>
+        <w:tc>
+          <w:tcPr>
+            <w:tcW w:type="dxa" w:w="2604"/>
+          </w:tcPr>
+          <w:p>
+            <w:r>
+              <w:rPr>
+                <w:sz w:val="12"/>
+              </w:rPr>
+              <w:t>0</w:t>
+            </w:r>
+          </w:p>
+        </w:tc>
+        <w:tc>
+          <w:tcPr>
+            <w:tcW w:type="dxa" w:w="2604"/>
+          </w:tcPr>
+          <w:p>
+            <w:r>
+              <w:rPr>
+                <w:sz w:val="12"/>
+              </w:rPr>
+              <w:t>Secondary text / helper / metadata</w:t>
+            </w:r>
+          </w:p>
+        </w:tc>
+      </w:tr>
+      <w:tr>
+        <w:tc>
+          <w:tcPr>
+            <w:tcW w:type="dxa" w:w="2604"/>
+          </w:tcPr>
+          <w:p>
+            <w:r>
+              <w:rPr>
+                <w:sz w:val="12"/>
+              </w:rPr>
+              <w:t>label-md</w:t>
+            </w:r>
+          </w:p>
+        </w:tc>
+        <w:tc>
+          <w:tcPr>
+            <w:tcW w:type="dxa" w:w="2604"/>
+          </w:tcPr>
+          <w:p>
+            <w:r>
+              <w:rPr>
+                <w:sz w:val="12"/>
+              </w:rPr>
+              <w:t>13px</w:t>
+            </w:r>
+          </w:p>
+        </w:tc>
+        <w:tc>
+          <w:tcPr>
+            <w:tcW w:type="dxa" w:w="2604"/>
+          </w:tcPr>
+          <w:p>
+            <w:r>
+              <w:rPr>
+                <w:sz w:val="12"/>
+              </w:rPr>
+              <w:t>600</w:t>
+            </w:r>
+          </w:p>
+        </w:tc>
+        <w:tc>
+          <w:tcPr>
+            <w:tcW w:type="dxa" w:w="2604"/>
+          </w:tcPr>
+          <w:p>
+            <w:r>
+              <w:rPr>
+                <w:sz w:val="12"/>
+              </w:rPr>
+              <w:t>1.35</w:t>
+            </w:r>
+          </w:p>
+        </w:tc>
+        <w:tc>
+          <w:tcPr>
+            <w:tcW w:type="dxa" w:w="2604"/>
+          </w:tcPr>
+          <w:p>
+            <w:r>
+              <w:rPr>
+                <w:sz w:val="12"/>
+              </w:rPr>
+              <w:t>0</w:t>
+            </w:r>
+          </w:p>
+        </w:tc>
+        <w:tc>
+          <w:tcPr>
+            <w:tcW w:type="dxa" w:w="2604"/>
+          </w:tcPr>
+          <w:p>
+            <w:r>
+              <w:rPr>
+                <w:sz w:val="12"/>
+              </w:rPr>
+              <w:t>Form label / table header / compact control label</w:t>
+            </w:r>
+          </w:p>
+        </w:tc>
+      </w:tr>
+      <w:tr>
+        <w:tc>
+          <w:tcPr>
+            <w:tcW w:type="dxa" w:w="2604"/>
+          </w:tcPr>
+          <w:p>
+            <w:r>
+              <w:rPr>
+                <w:sz w:val="12"/>
+              </w:rPr>
+              <w:t>button-md</w:t>
+            </w:r>
+          </w:p>
+        </w:tc>
+        <w:tc>
+          <w:tcPr>
+            <w:tcW w:type="dxa" w:w="2604"/>
+          </w:tcPr>
+          <w:p>
+            <w:r>
+              <w:rPr>
+                <w:sz w:val="12"/>
+              </w:rPr>
+              <w:t>14px</w:t>
+            </w:r>
+          </w:p>
+        </w:tc>
+        <w:tc>
+          <w:tcPr>
+            <w:tcW w:type="dxa" w:w="2604"/>
+          </w:tcPr>
+          <w:p>
+            <w:r>
+              <w:rPr>
+                <w:sz w:val="12"/>
+              </w:rPr>
+              <w:t>600</w:t>
+            </w:r>
+          </w:p>
+        </w:tc>
+        <w:tc>
+          <w:tcPr>
+            <w:tcW w:type="dxa" w:w="2604"/>
+          </w:tcPr>
+          <w:p>
+            <w:r>
+              <w:rPr>
+                <w:sz w:val="12"/>
+              </w:rPr>
+              <w:t>1.00</w:t>
+            </w:r>
+          </w:p>
+        </w:tc>
+        <w:tc>
+          <w:tcPr>
+            <w:tcW w:type="dxa" w:w="2604"/>
+          </w:tcPr>
+          <w:p>
+            <w:r>
+              <w:rPr>
+                <w:sz w:val="12"/>
+              </w:rPr>
+              <w:t>0</w:t>
+            </w:r>
+          </w:p>
+        </w:tc>
+        <w:tc>
+          <w:tcPr>
+            <w:tcW w:type="dxa" w:w="2604"/>
+          </w:tcPr>
+          <w:p>
+            <w:r>
+              <w:rPr>
+                <w:sz w:val="12"/>
+              </w:rPr>
+              <w:t>Primary / secondary button text</w:t>
+            </w:r>
+          </w:p>
+        </w:tc>
+      </w:tr>
+      <w:tr>
+        <w:tc>
+          <w:tcPr>
+            <w:tcW w:type="dxa" w:w="2604"/>
+          </w:tcPr>
+          <w:p>
+            <w:r>
+              <w:rPr>
+                <w:sz w:val="12"/>
+              </w:rPr>
+              <w:t>mono-sm</w:t>
+            </w:r>
+          </w:p>
+        </w:tc>
+        <w:tc>
+          <w:tcPr>
+            <w:tcW w:type="dxa" w:w="2604"/>
+          </w:tcPr>
+          <w:p>
+            <w:r>
+              <w:rPr>
+                <w:sz w:val="12"/>
+              </w:rPr>
+              <w:t>12px</w:t>
+            </w:r>
+          </w:p>
+        </w:tc>
+        <w:tc>
+          <w:tcPr>
+            <w:tcW w:type="dxa" w:w="2604"/>
+          </w:tcPr>
+          <w:p>
+            <w:r>
+              <w:rPr>
+                <w:sz w:val="12"/>
+              </w:rPr>
+              <w:t>400</w:t>
+            </w:r>
+          </w:p>
+        </w:tc>
+        <w:tc>
+          <w:tcPr>
+            <w:tcW w:type="dxa" w:w="2604"/>
+          </w:tcPr>
+          <w:p>
+            <w:r>
+              <w:rPr>
+                <w:sz w:val="12"/>
+              </w:rPr>
+              <w:t>1.45</w:t>
+            </w:r>
+          </w:p>
+        </w:tc>
+        <w:tc>
+          <w:tcPr>
+            <w:tcW w:type="dxa" w:w="2604"/>
+          </w:tcPr>
+          <w:p>
+            <w:r>
+              <w:rPr>
+                <w:sz w:val="12"/>
+              </w:rPr>
+              <w:t>0</w:t>
+            </w:r>
+          </w:p>
+        </w:tc>
+        <w:tc>
+          <w:tcPr>
+            <w:tcW w:type="dxa" w:w="2604"/>
+          </w:tcPr>
+          <w:p>
+            <w:r>
+              <w:rPr>
+                <w:sz w:val="12"/>
+              </w:rPr>
+              <w:t>UID / hash / technical reference</w:t>
+            </w:r>
+          </w:p>
+        </w:tc>
+      </w:tr>
+    </w:tbl>
+    <w:tbl>
+      <w:tblPr>
+        <w:tblStyle w:val="TableGrid"/>
+        <w:tblW w:type="auto" w:w="0"/>
+        <w:tblLook w:firstColumn="1" w:firstRow="1" w:lastColumn="0" w:lastRow="0" w:noHBand="0" w:noVBand="1" w:val="04A0"/>
+      </w:tblPr>
+      <w:tblGrid>
+        <w:gridCol w:w="5208"/>
+        <w:gridCol w:w="5208"/>
+        <w:gridCol w:w="5208"/>
+      </w:tblGrid>
+      <w:tr>
+        <w:trPr>
+          <w:tblHeader w:val="true"/>
+        </w:trPr>
+        <w:tc>
+          <w:tcPr>
+            <w:tcW w:type="dxa" w:w="5208"/>
+            <w:shd w:fill="EDE9FE"/>
+          </w:tcPr>
+          <w:p>
+            <w:r>
+              <w:rPr>
+                <w:sz w:val="11"/>
+              </w:rPr>
+              <w:t>ID</w:t>
+            </w:r>
+          </w:p>
+        </w:tc>
+        <w:tc>
+          <w:tcPr>
+            <w:tcW w:type="dxa" w:w="5208"/>
+            <w:shd w:fill="EDE9FE"/>
+          </w:tcPr>
+          <w:p>
+            <w:r>
+              <w:rPr>
+                <w:sz w:val="11"/>
+              </w:rPr>
+              <w:t>Field / Check</w:t>
+            </w:r>
+          </w:p>
+        </w:tc>
+        <w:tc>
+          <w:tcPr>
+            <w:tcW w:type="dxa" w:w="5208"/>
+            <w:shd w:fill="EDE9FE"/>
+          </w:tcPr>
+          <w:p>
+            <w:r>
+              <w:rPr>
+                <w:sz w:val="11"/>
+              </w:rPr>
+              <w:t>Closure rule</w:t>
+            </w:r>
+          </w:p>
+        </w:tc>
+      </w:tr>
+      <w:tr>
+        <w:tc>
+          <w:tcPr>
+            <w:tcW w:type="dxa" w:w="5208"/>
+          </w:tcPr>
+          <w:p>
+            <w:r>
+              <w:rPr>
+                <w:sz w:val="11"/>
+              </w:rPr>
+              <w:t>TY01</w:t>
+            </w:r>
+          </w:p>
+        </w:tc>
+        <w:tc>
+          <w:tcPr>
+            <w:tcW w:type="dxa" w:w="5208"/>
+          </w:tcPr>
+          <w:p>
+            <w:r>
+              <w:rPr>
+                <w:sz w:val="11"/>
+              </w:rPr>
+              <w:t>target_uid</w:t>
+            </w:r>
+          </w:p>
+        </w:tc>
+        <w:tc>
+          <w:tcPr>
+            <w:tcW w:type="dxa" w:w="5208"/>
+          </w:tcPr>
+          <w:p>
+            <w:r>
+              <w:rPr>
+                <w:sz w:val="11"/>
+              </w:rPr>
+              <w:t>Every governed text target has stable target UID; page-only representative samples are insufficient.</w:t>
+            </w:r>
+          </w:p>
+        </w:tc>
+      </w:tr>
+      <w:tr>
+        <w:tc>
+          <w:tcPr>
+            <w:tcW w:type="dxa" w:w="5208"/>
+          </w:tcPr>
+          <w:p>
+            <w:r>
+              <w:rPr>
+                <w:sz w:val="11"/>
+              </w:rPr>
+              <w:t>TY02</w:t>
+            </w:r>
+          </w:p>
+        </w:tc>
+        <w:tc>
+          <w:tcPr>
+            <w:tcW w:type="dxa" w:w="5208"/>
+          </w:tcPr>
+          <w:p>
+            <w:r>
+              <w:rPr>
+                <w:sz w:val="11"/>
+              </w:rPr>
+              <w:t>page_or_scope_uid</w:t>
+            </w:r>
+          </w:p>
+        </w:tc>
+        <w:tc>
+          <w:tcPr>
+            <w:tcW w:type="dxa" w:w="5208"/>
+          </w:tcPr>
+          <w:p>
+            <w:r>
+              <w:rPr>
+                <w:sz w:val="11"/>
+              </w:rPr>
+              <w:t>Bind target to exact page/shell/shared scope.</w:t>
+            </w:r>
+          </w:p>
+        </w:tc>
+      </w:tr>
+      <w:tr>
+        <w:tc>
+          <w:tcPr>
+            <w:tcW w:type="dxa" w:w="5208"/>
+          </w:tcPr>
+          <w:p>
+            <w:r>
+              <w:rPr>
+                <w:sz w:val="11"/>
+              </w:rPr>
+              <w:t>TY03</w:t>
+            </w:r>
+          </w:p>
+        </w:tc>
+        <w:tc>
+          <w:tcPr>
+            <w:tcW w:type="dxa" w:w="5208"/>
+          </w:tcPr>
+          <w:p>
+            <w:r>
+              <w:rPr>
+                <w:sz w:val="11"/>
+              </w:rPr>
+              <w:t>viewport_breakpoint</w:t>
+            </w:r>
+          </w:p>
+        </w:tc>
+        <w:tc>
+          <w:tcPr>
+            <w:tcW w:type="dxa" w:w="5208"/>
+          </w:tcPr>
+          <w:p>
+            <w:r>
+              <w:rPr>
+                <w:sz w:val="11"/>
+              </w:rPr>
+              <w:t>Resolve desktop/tablet/mobile or explicit NOT_APPLICABLE.</w:t>
+            </w:r>
+          </w:p>
+        </w:tc>
+      </w:tr>
+      <w:tr>
+        <w:tc>
+          <w:tcPr>
+            <w:tcW w:type="dxa" w:w="5208"/>
+          </w:tcPr>
+          <w:p>
+            <w:r>
+              <w:rPr>
+                <w:sz w:val="11"/>
+              </w:rPr>
+              <w:t>TY04</w:t>
+            </w:r>
+          </w:p>
+        </w:tc>
+        <w:tc>
+          <w:tcPr>
+            <w:tcW w:type="dxa" w:w="5208"/>
+          </w:tcPr>
+          <w:p>
+            <w:r>
+              <w:rPr>
+                <w:sz w:val="11"/>
+              </w:rPr>
+              <w:t>language_theme</w:t>
+            </w:r>
+          </w:p>
+        </w:tc>
+        <w:tc>
+          <w:tcPr>
+            <w:tcW w:type="dxa" w:w="5208"/>
+          </w:tcPr>
+          <w:p>
+            <w:r>
+              <w:rPr>
+                <w:sz w:val="11"/>
+              </w:rPr>
+              <w:t>Bind zh-TW/zh-CN/en and theme variant when applicable.</w:t>
+            </w:r>
+          </w:p>
+        </w:tc>
+      </w:tr>
+      <w:tr>
+        <w:tc>
+          <w:tcPr>
+            <w:tcW w:type="dxa" w:w="5208"/>
+          </w:tcPr>
+          <w:p>
+            <w:r>
+              <w:rPr>
+                <w:sz w:val="11"/>
+              </w:rPr>
+              <w:t>TY05</w:t>
+            </w:r>
+          </w:p>
+        </w:tc>
+        <w:tc>
+          <w:tcPr>
+            <w:tcW w:type="dxa" w:w="5208"/>
+          </w:tcPr>
+          <w:p>
+            <w:r>
+              <w:rPr>
+                <w:sz w:val="11"/>
+              </w:rPr>
+              <w:t>typography_authority_ref</w:t>
+            </w:r>
+          </w:p>
+        </w:tc>
+        <w:tc>
+          <w:tcPr>
+            <w:tcW w:type="dxa" w:w="5208"/>
+          </w:tcPr>
+          <w:p>
+            <w:r>
+              <w:rPr>
+                <w:sz w:val="11"/>
+              </w:rPr>
+              <w:t>Every target resolves to this Global Typography Authority or an approved page override.</w:t>
+            </w:r>
+          </w:p>
+        </w:tc>
+      </w:tr>
+      <w:tr>
+        <w:tc>
+          <w:tcPr>
+            <w:tcW w:type="dxa" w:w="5208"/>
+          </w:tcPr>
+          <w:p>
+            <w:r>
+              <w:rPr>
+                <w:sz w:val="11"/>
+              </w:rPr>
+              <w:t>TY06</w:t>
+            </w:r>
+          </w:p>
+        </w:tc>
+        <w:tc>
+          <w:tcPr>
+            <w:tcW w:type="dxa" w:w="5208"/>
+          </w:tcPr>
+          <w:p>
+            <w:r>
+              <w:rPr>
+                <w:sz w:val="11"/>
+              </w:rPr>
+              <w:t>font_family</w:t>
+            </w:r>
+          </w:p>
+        </w:tc>
+        <w:tc>
+          <w:tcPr>
+            <w:tcW w:type="dxa" w:w="5208"/>
+          </w:tcPr>
+          <w:p>
+            <w:r>
+              <w:rPr>
+                <w:sz w:val="11"/>
+              </w:rPr>
+              <w:t>Use approved UI font stack; CJK must have deterministic fallback.</w:t>
+            </w:r>
+          </w:p>
+        </w:tc>
+      </w:tr>
+      <w:tr>
+        <w:tc>
+          <w:tcPr>
+            <w:tcW w:type="dxa" w:w="5208"/>
+          </w:tcPr>
+          <w:p>
+            <w:r>
+              <w:rPr>
+                <w:sz w:val="11"/>
+              </w:rPr>
+              <w:t>TY07</w:t>
+            </w:r>
+          </w:p>
+        </w:tc>
+        <w:tc>
+          <w:tcPr>
+            <w:tcW w:type="dxa" w:w="5208"/>
+          </w:tcPr>
+          <w:p>
+            <w:r>
+              <w:rPr>
+                <w:sz w:val="11"/>
+              </w:rPr>
+              <w:t>font_size</w:t>
+            </w:r>
+          </w:p>
+        </w:tc>
+        <w:tc>
+          <w:tcPr>
+            <w:tcW w:type="dxa" w:w="5208"/>
+          </w:tcPr>
+          <w:p>
+            <w:r>
+              <w:rPr>
+                <w:sz w:val="11"/>
+              </w:rPr>
+              <w:t>Explicit token/value required for each target class.</w:t>
+            </w:r>
+          </w:p>
+        </w:tc>
+      </w:tr>
+      <w:tr>
+        <w:tc>
+          <w:tcPr>
+            <w:tcW w:type="dxa" w:w="5208"/>
+          </w:tcPr>
+          <w:p>
+            <w:r>
+              <w:rPr>
+                <w:sz w:val="11"/>
+              </w:rPr>
+              <w:t>TY08</w:t>
+            </w:r>
+          </w:p>
+        </w:tc>
+        <w:tc>
+          <w:tcPr>
+            <w:tcW w:type="dxa" w:w="5208"/>
+          </w:tcPr>
+          <w:p>
+            <w:r>
+              <w:rPr>
+                <w:sz w:val="11"/>
+              </w:rPr>
+              <w:t>font_weight</w:t>
+            </w:r>
+          </w:p>
+        </w:tc>
+        <w:tc>
+          <w:tcPr>
+            <w:tcW w:type="dxa" w:w="5208"/>
+          </w:tcPr>
+          <w:p>
+            <w:r>
+              <w:rPr>
+                <w:sz w:val="11"/>
+              </w:rPr>
+              <w:t>Explicit semantic weight; do not infer from screenshot.</w:t>
+            </w:r>
+          </w:p>
+        </w:tc>
+      </w:tr>
+      <w:tr>
+        <w:tc>
+          <w:tcPr>
+            <w:tcW w:type="dxa" w:w="5208"/>
+          </w:tcPr>
+          <w:p>
+            <w:r>
+              <w:rPr>
+                <w:sz w:val="11"/>
+              </w:rPr>
+              <w:t>TY09</w:t>
+            </w:r>
+          </w:p>
+        </w:tc>
+        <w:tc>
+          <w:tcPr>
+            <w:tcW w:type="dxa" w:w="5208"/>
+          </w:tcPr>
+          <w:p>
+            <w:r>
+              <w:rPr>
+                <w:sz w:val="11"/>
+              </w:rPr>
+              <w:t>line_height</w:t>
+            </w:r>
+          </w:p>
+        </w:tc>
+        <w:tc>
+          <w:tcPr>
+            <w:tcW w:type="dxa" w:w="5208"/>
+          </w:tcPr>
+          <w:p>
+            <w:r>
+              <w:rPr>
+                <w:sz w:val="11"/>
+              </w:rPr>
+              <w:t>Explicit line-height token/value.</w:t>
+            </w:r>
+          </w:p>
+        </w:tc>
+      </w:tr>
+      <w:tr>
+        <w:tc>
+          <w:tcPr>
+            <w:tcW w:type="dxa" w:w="5208"/>
+          </w:tcPr>
+          <w:p>
+            <w:r>
+              <w:rPr>
+                <w:sz w:val="11"/>
+              </w:rPr>
+              <w:t>TY10</w:t>
+            </w:r>
+          </w:p>
+        </w:tc>
+        <w:tc>
+          <w:tcPr>
+            <w:tcW w:type="dxa" w:w="5208"/>
+          </w:tcPr>
+          <w:p>
+            <w:r>
+              <w:rPr>
+                <w:sz w:val="11"/>
+              </w:rPr>
+              <w:t>letter_spacing</w:t>
+            </w:r>
+          </w:p>
+        </w:tc>
+        <w:tc>
+          <w:tcPr>
+            <w:tcW w:type="dxa" w:w="5208"/>
+          </w:tcPr>
+          <w:p>
+            <w:r>
+              <w:rPr>
+                <w:sz w:val="11"/>
+              </w:rPr>
+              <w:t>Explicit tracking value/token.</w:t>
+            </w:r>
+          </w:p>
+        </w:tc>
+      </w:tr>
+      <w:tr>
+        <w:tc>
+          <w:tcPr>
+            <w:tcW w:type="dxa" w:w="5208"/>
+          </w:tcPr>
+          <w:p>
+            <w:r>
+              <w:rPr>
+                <w:sz w:val="11"/>
+              </w:rPr>
+              <w:t>TY11</w:t>
+            </w:r>
+          </w:p>
+        </w:tc>
+        <w:tc>
+          <w:tcPr>
+            <w:tcW w:type="dxa" w:w="5208"/>
+          </w:tcPr>
+          <w:p>
+            <w:r>
+              <w:rPr>
+                <w:sz w:val="11"/>
+              </w:rPr>
+              <w:t>container_width</w:t>
+            </w:r>
+          </w:p>
+        </w:tc>
+        <w:tc>
+          <w:tcPr>
+            <w:tcW w:type="dxa" w:w="5208"/>
+          </w:tcPr>
+          <w:p>
+            <w:r>
+              <w:rPr>
+                <w:sz w:val="11"/>
+              </w:rPr>
+              <w:t>Text metrics must be evaluated against actual container width.</w:t>
+            </w:r>
+          </w:p>
+        </w:tc>
+      </w:tr>
+      <w:tr>
+        <w:tc>
+          <w:tcPr>
+            <w:tcW w:type="dxa" w:w="5208"/>
+          </w:tcPr>
+          <w:p>
+            <w:r>
+              <w:rPr>
+                <w:sz w:val="11"/>
+              </w:rPr>
+              <w:t>TY12</w:t>
+            </w:r>
+          </w:p>
+        </w:tc>
+        <w:tc>
+          <w:tcPr>
+            <w:tcW w:type="dxa" w:w="5208"/>
+          </w:tcPr>
+          <w:p>
+            <w:r>
+              <w:rPr>
+                <w:sz w:val="11"/>
+              </w:rPr>
+              <w:t>wrap_rule</w:t>
+            </w:r>
+          </w:p>
+        </w:tc>
+        <w:tc>
+          <w:tcPr>
+            <w:tcW w:type="dxa" w:w="5208"/>
+          </w:tcPr>
+          <w:p>
+            <w:r>
+              <w:rPr>
+                <w:sz w:val="11"/>
+              </w:rPr>
+              <w:t>Define wrap/no-wrap behavior and max lines.</w:t>
+            </w:r>
+          </w:p>
+        </w:tc>
+      </w:tr>
+      <w:tr>
+        <w:tc>
+          <w:tcPr>
+            <w:tcW w:type="dxa" w:w="5208"/>
+          </w:tcPr>
+          <w:p>
+            <w:r>
+              <w:rPr>
+                <w:sz w:val="11"/>
+              </w:rPr>
+              <w:t>TY13</w:t>
+            </w:r>
+          </w:p>
+        </w:tc>
+        <w:tc>
+          <w:tcPr>
+            <w:tcW w:type="dxa" w:w="5208"/>
+          </w:tcPr>
+          <w:p>
+            <w:r>
+              <w:rPr>
+                <w:sz w:val="11"/>
+              </w:rPr>
+              <w:t>truncation_rule</w:t>
+            </w:r>
+          </w:p>
+        </w:tc>
+        <w:tc>
+          <w:tcPr>
+            <w:tcW w:type="dxa" w:w="5208"/>
+          </w:tcPr>
+          <w:p>
+            <w:r>
+              <w:rPr>
+                <w:sz w:val="11"/>
+              </w:rPr>
+              <w:t>Define ellipsis/clamp/overflow behavior.</w:t>
+            </w:r>
+          </w:p>
+        </w:tc>
+      </w:tr>
+      <w:tr>
+        <w:tc>
+          <w:tcPr>
+            <w:tcW w:type="dxa" w:w="5208"/>
+          </w:tcPr>
+          <w:p>
+            <w:r>
+              <w:rPr>
+                <w:sz w:val="11"/>
+              </w:rPr>
+              <w:t>TY14</w:t>
+            </w:r>
+          </w:p>
+        </w:tc>
+        <w:tc>
+          <w:tcPr>
+            <w:tcW w:type="dxa" w:w="5208"/>
+          </w:tcPr>
+          <w:p>
+            <w:r>
+              <w:rPr>
+                <w:sz w:val="11"/>
+              </w:rPr>
+              <w:t>expected_line_count_rule</w:t>
+            </w:r>
+          </w:p>
+        </w:tc>
+        <w:tc>
+          <w:tcPr>
+            <w:tcW w:type="dxa" w:w="5208"/>
+          </w:tcPr>
+          <w:p>
+            <w:r>
+              <w:rPr>
+                <w:sz w:val="11"/>
+              </w:rPr>
+              <w:t>Define expected line-count envelope when layout-sensitive.</w:t>
+            </w:r>
+          </w:p>
+        </w:tc>
+      </w:tr>
+      <w:tr>
+        <w:tc>
+          <w:tcPr>
+            <w:tcW w:type="dxa" w:w="5208"/>
+          </w:tcPr>
+          <w:p>
+            <w:r>
+              <w:rPr>
+                <w:sz w:val="11"/>
+              </w:rPr>
+              <w:t>TY15</w:t>
+            </w:r>
+          </w:p>
+        </w:tc>
+        <w:tc>
+          <w:tcPr>
+            <w:tcW w:type="dxa" w:w="5208"/>
+          </w:tcPr>
+          <w:p>
+            <w:r>
+              <w:rPr>
+                <w:sz w:val="11"/>
+              </w:rPr>
+              <w:t>tolerance</w:t>
+            </w:r>
+          </w:p>
+        </w:tc>
+        <w:tc>
+          <w:tcPr>
+            <w:tcW w:type="dxa" w:w="5208"/>
+          </w:tcPr>
+          <w:p>
+            <w:r>
+              <w:rPr>
+                <w:sz w:val="11"/>
+              </w:rPr>
+              <w:t>Define measurable tolerance for computed metric/render comparison.</w:t>
+            </w:r>
+          </w:p>
+        </w:tc>
+      </w:tr>
+    </w:tbl>
+    <w:p>
+      <w:pPr>
+        <w:pStyle w:val="Heading2"/>
+      </w:pPr>
+      <w:r>
+        <w:t>Typography Denominator / Computed Metrics</w:t>
+      </w:r>
+    </w:p>
+    <w:tbl>
+      <w:tblPr>
+        <w:tblStyle w:val="TableGrid"/>
+        <w:tblW w:type="auto" w:w="0"/>
+        <w:tblLook w:firstColumn="1" w:firstRow="1" w:lastColumn="0" w:lastRow="0" w:noHBand="0" w:noVBand="1" w:val="04A0"/>
+      </w:tblPr>
+      <w:tblGrid>
+        <w:gridCol w:w="7812"/>
+        <w:gridCol w:w="7812"/>
+      </w:tblGrid>
+      <w:tr>
+        <w:trPr>
+          <w:tblHeader w:val="true"/>
+        </w:trPr>
+        <w:tc>
+          <w:tcPr>
+            <w:tcW w:type="dxa" w:w="7812"/>
+            <w:shd w:fill="EDE9FE"/>
+          </w:tcPr>
+          <w:p>
+            <w:r>
+              <w:rPr>
+                <w:sz w:val="12"/>
+              </w:rPr>
+              <w:t>Rule</w:t>
+            </w:r>
+          </w:p>
+        </w:tc>
+        <w:tc>
+          <w:tcPr>
+            <w:tcW w:type="dxa" w:w="7812"/>
+            <w:shd w:fill="EDE9FE"/>
+          </w:tcPr>
+          <w:p>
+            <w:r>
+              <w:rPr>
+                <w:sz w:val="12"/>
+              </w:rPr>
+              <w:t>Requirement</w:t>
+            </w:r>
+          </w:p>
+        </w:tc>
+      </w:tr>
+      <w:tr>
+        <w:tc>
+          <w:tcPr>
+            <w:tcW w:type="dxa" w:w="7812"/>
+          </w:tcPr>
+          <w:p>
+            <w:r>
+              <w:rPr>
+                <w:sz w:val="12"/>
+              </w:rPr>
+              <w:t>Target denominator</w:t>
+            </w:r>
+          </w:p>
+        </w:tc>
+        <w:tc>
+          <w:tcPr>
+            <w:tcW w:type="dxa" w:w="7812"/>
+          </w:tcPr>
+          <w:p>
+            <w:r>
+              <w:rPr>
+                <w:sz w:val="12"/>
+              </w:rPr>
+              <w:t>Every visible governed text target in Global Shell + each page must be inventoried. Screenshot samples do not close the denominator.</w:t>
+            </w:r>
+          </w:p>
+        </w:tc>
+      </w:tr>
+      <w:tr>
+        <w:tc>
+          <w:tcPr>
+            <w:tcW w:type="dxa" w:w="7812"/>
+          </w:tcPr>
+          <w:p>
+            <w:r>
+              <w:rPr>
+                <w:sz w:val="12"/>
+              </w:rPr>
+              <w:t>Computed metrics</w:t>
+            </w:r>
+          </w:p>
+        </w:tc>
+        <w:tc>
+          <w:tcPr>
+            <w:tcW w:type="dxa" w:w="7812"/>
+          </w:tcPr>
+          <w:p>
+            <w:r>
+              <w:rPr>
+                <w:sz w:val="12"/>
+              </w:rPr>
+              <w:t>Validation must compare resolved font-family, size, weight, line-height, letter-spacing, width, wrapping and truncation at the declared viewport/language.</w:t>
+            </w:r>
+          </w:p>
+        </w:tc>
+      </w:tr>
+      <w:tr>
+        <w:tc>
+          <w:tcPr>
+            <w:tcW w:type="dxa" w:w="7812"/>
+          </w:tcPr>
+          <w:p>
+            <w:r>
+              <w:rPr>
+                <w:sz w:val="12"/>
+              </w:rPr>
+              <w:t>Tolerance</w:t>
+            </w:r>
+          </w:p>
+        </w:tc>
+        <w:tc>
+          <w:tcPr>
+            <w:tcW w:type="dxa" w:w="7812"/>
+          </w:tcPr>
+          <w:p>
+            <w:r>
+              <w:rPr>
+                <w:sz w:val="12"/>
+              </w:rPr>
+              <w:t>Default typography metric tolerance = ±1 CSS px for box/line-height geometry and ±1 rendered line unless page authority defines stricter tolerance; semantic overflow/clipping = zero tolerance.</w:t>
+            </w:r>
+          </w:p>
+        </w:tc>
+      </w:tr>
+      <w:tr>
+        <w:tc>
+          <w:tcPr>
+            <w:tcW w:type="dxa" w:w="7812"/>
+          </w:tcPr>
+          <w:p>
+            <w:r>
+              <w:rPr>
+                <w:sz w:val="12"/>
+              </w:rPr>
+              <w:t>Responsive behavior</w:t>
+            </w:r>
+          </w:p>
+        </w:tc>
+        <w:tc>
+          <w:tcPr>
+            <w:tcW w:type="dxa" w:w="7812"/>
+          </w:tcPr>
+          <w:p>
+            <w:r>
+              <w:rPr>
+                <w:sz w:val="12"/>
+              </w:rPr>
+              <w:t>If a target changes token/wrap at a breakpoint, each applicable breakpoint is a separate denominator row.</w:t>
+            </w:r>
+          </w:p>
+        </w:tc>
+      </w:tr>
+      <w:tr>
+        <w:tc>
+          <w:tcPr>
+            <w:tcW w:type="dxa" w:w="7812"/>
+          </w:tcPr>
+          <w:p>
+            <w:r>
+              <w:rPr>
+                <w:sz w:val="12"/>
+              </w:rPr>
+              <w:t>Override</w:t>
+            </w:r>
+          </w:p>
+        </w:tc>
+        <w:tc>
+          <w:tcPr>
+            <w:tcW w:type="dxa" w:w="7812"/>
+          </w:tcPr>
+          <w:p>
+            <w:r>
+              <w:rPr>
+                <w:sz w:val="12"/>
+              </w:rPr>
+              <w:t>Page-level override must name target_uid + authority_ref + reason; unbound local typography is BLOCK.</w:t>
+            </w:r>
+          </w:p>
+        </w:tc>
+      </w:tr>
+    </w:tbl>
     <w:sectPr>
-      <w:footerReference w:type="default" r:id="rId9"/>
-      <w:pgSz w:w="11909" w:h="16834"/>
-      <w:pgMar w:top="792" w:right="835" w:bottom="792" w:left="835" w:header="720" w:footer="720" w:gutter="0"/>
+      <w:pgSz w:w="16834" w:h="11909" w:orient="landscape"/>
+      <w:pgMar w:top="605" w:right="605" w:bottom="605" w:left="605" w:header="720" w:footer="720" w:gutter="0"/>
       <w:cols w:space="720"/>
       <w:docGrid w:linePitch="360"/>
     </w:sectPr>
